--- a/Java installation and setup on Linux.docx
+++ b/Java installation and setup on Linux.docx
@@ -15,17 +15,197 @@
           <w:b/>
           <w:bCs/>
         </w:rPr>
-        <w:t xml:space="preserve">Java installed directory </w:t>
-      </w:r>
-      <w:proofErr w:type="gramStart"/>
-      <w:r>
-        <w:rPr>
-          <w:b/>
-          <w:bCs/>
-        </w:rPr>
-        <w:t>check :</w:t>
-      </w:r>
-      <w:proofErr w:type="gramEnd"/>
+        <w:t>Install Java :</w:t>
+      </w:r>
+    </w:p>
+    <w:p>
+      <w:pPr>
+        <w:spacing w:line="240" w:lineRule="auto"/>
+        <w:rPr>
+          <w:b/>
+          <w:bCs/>
+        </w:rPr>
+      </w:pPr>
+      <w:r>
+        <w:rPr>
+          <w:b/>
+          <w:bCs/>
+        </w:rPr>
+        <w:t xml:space="preserve">To Install JRE only </w:t>
+      </w:r>
+    </w:p>
+    <w:p>
+      <w:pPr>
+        <w:spacing w:line="240" w:lineRule="auto"/>
+      </w:pPr>
+      <w:proofErr w:type="spellStart"/>
+      <w:r>
+        <w:t>sudo</w:t>
+      </w:r>
+      <w:proofErr w:type="spellEnd"/>
+      <w:r>
+        <w:t xml:space="preserve"> yum install java -y</w:t>
+      </w:r>
+    </w:p>
+    <w:p>
+      <w:pPr>
+        <w:spacing w:line="240" w:lineRule="auto"/>
+      </w:pPr>
+      <w:r>
+        <w:t>.</w:t>
+      </w:r>
+    </w:p>
+    <w:p>
+      <w:pPr>
+        <w:spacing w:line="240" w:lineRule="auto"/>
+      </w:pPr>
+      <w:r>
+        <w:t>.</w:t>
+      </w:r>
+    </w:p>
+    <w:p>
+      <w:pPr>
+        <w:spacing w:line="240" w:lineRule="auto"/>
+      </w:pPr>
+      <w:r>
+        <w:t>Complete!</w:t>
+      </w:r>
+    </w:p>
+    <w:p>
+      <w:pPr>
+        <w:spacing w:line="240" w:lineRule="auto"/>
+      </w:pPr>
+      <w:r>
+        <w:t xml:space="preserve">java -v </w:t>
+      </w:r>
+    </w:p>
+    <w:p>
+      <w:pPr>
+        <w:spacing w:line="240" w:lineRule="auto"/>
+      </w:pPr>
+    </w:p>
+    <w:p>
+      <w:pPr>
+        <w:spacing w:line="240" w:lineRule="auto"/>
+      </w:pPr>
+      <w:r>
+        <w:t>To install Development Kit(JDK)</w:t>
+      </w:r>
+    </w:p>
+    <w:p>
+      <w:pPr>
+        <w:spacing w:line="240" w:lineRule="auto"/>
+      </w:pPr>
+      <w:proofErr w:type="spellStart"/>
+      <w:r>
+        <w:t>sudo</w:t>
+      </w:r>
+      <w:proofErr w:type="spellEnd"/>
+      <w:r>
+        <w:t xml:space="preserve"> yum install java-</w:t>
+      </w:r>
+      <w:proofErr w:type="spellStart"/>
+      <w:r>
+        <w:t>devel</w:t>
+      </w:r>
+      <w:proofErr w:type="spellEnd"/>
+    </w:p>
+    <w:p>
+      <w:pPr>
+        <w:spacing w:line="240" w:lineRule="auto"/>
+      </w:pPr>
+    </w:p>
+    <w:p>
+      <w:pPr>
+        <w:spacing w:line="240" w:lineRule="auto"/>
+      </w:pPr>
+      <w:r>
+        <w:t>Java Path Setting :</w:t>
+      </w:r>
+    </w:p>
+    <w:p>
+      <w:pPr>
+        <w:spacing w:line="240" w:lineRule="auto"/>
+      </w:pPr>
+      <w:r>
+        <w:t>Setting path for current user</w:t>
+      </w:r>
+    </w:p>
+    <w:p>
+      <w:pPr>
+        <w:spacing w:line="240" w:lineRule="auto"/>
+      </w:pPr>
+      <w:r>
+        <w:t>export JAVA_HOME=(/usr/lib/jvm/java-1.8.0-openjdk-1.8.0.322.b06-2.el8_5.x86_64/</w:t>
+      </w:r>
+      <w:r>
+        <w:t>java/bin</w:t>
+      </w:r>
+    </w:p>
+    <w:p>
+      <w:pPr>
+        <w:spacing w:line="240" w:lineRule="auto"/>
+      </w:pPr>
+      <w:r>
+        <w:t>Setting path each user of the system</w:t>
+      </w:r>
+    </w:p>
+    <w:p>
+      <w:pPr>
+        <w:spacing w:line="240" w:lineRule="auto"/>
+      </w:pPr>
+      <w:proofErr w:type="spellStart"/>
+      <w:r>
+        <w:t>sudo</w:t>
+      </w:r>
+      <w:proofErr w:type="spellEnd"/>
+      <w:r>
+        <w:t xml:space="preserve"> </w:t>
+      </w:r>
+      <w:proofErr w:type="spellStart"/>
+      <w:r>
+        <w:t>sh</w:t>
+      </w:r>
+      <w:proofErr w:type="spellEnd"/>
+      <w:r>
+        <w:t xml:space="preserve"> -c "echo export JAVA_HOME=/usr/lib/jvm/java-1.8.0-openjdk-1.8.0.322.b06-2.el8_5.x86_64/</w:t>
+      </w:r>
+      <w:r>
+        <w:t>java/bin</w:t>
+      </w:r>
+      <w:r>
+        <w:t xml:space="preserve"> &gt;&gt; /etc/environment"</w:t>
+      </w:r>
+    </w:p>
+    <w:p>
+      <w:pPr>
+        <w:spacing w:line="240" w:lineRule="auto"/>
+      </w:pPr>
+    </w:p>
+    <w:p>
+      <w:pPr>
+        <w:spacing w:line="240" w:lineRule="auto"/>
+        <w:rPr>
+          <w:b/>
+          <w:bCs/>
+        </w:rPr>
+      </w:pPr>
+    </w:p>
+    <w:p>
+      <w:pPr>
+        <w:spacing w:line="240" w:lineRule="auto"/>
+        <w:rPr>
+          <w:b/>
+          <w:bCs/>
+        </w:rPr>
+      </w:pPr>
+      <w:r>
+        <w:rPr>
+          <w:b/>
+          <w:bCs/>
+        </w:rPr>
+        <w:t>Java installed directory check :</w:t>
+      </w:r>
     </w:p>
     <w:p>
       <w:pPr>
@@ -278,6 +458,7 @@
         <w:spacing w:line="240" w:lineRule="auto"/>
       </w:pPr>
       <w:r>
+        <w:lastRenderedPageBreak/>
         <w:t>$ ls -l /etc/alternatives/java</w:t>
       </w:r>
     </w:p>
@@ -302,15 +483,7 @@
       </w:r>
       <w:proofErr w:type="spellEnd"/>
       <w:r>
-        <w:t xml:space="preserve"> 43 </w:t>
-      </w:r>
-      <w:proofErr w:type="gramStart"/>
-      <w:r>
-        <w:t>Jun  6</w:t>
-      </w:r>
-      <w:proofErr w:type="gramEnd"/>
-      <w:r>
-        <w:t xml:space="preserve"> 01:50 /etc/alternatives/java -&gt; /</w:t>
+        <w:t xml:space="preserve"> 43 Jun  6 01:50 /etc/alternatives/java -&gt; /</w:t>
       </w:r>
       <w:proofErr w:type="spellStart"/>
       <w:r>
